--- a/public/templates/military-to-civilian-skills-translator.docx
+++ b/public/templates/military-to-civilian-skills-translator.docx
@@ -31,7 +31,7 @@
         <w:t xml:space="preserve"> </w:t>
       </w:r>
       <w:r>
-        <w:t xml:space="preserve">Only write down what is genuinely true. You confirm every line.</w:t>
+        <w:t xml:space="preserve">Only write down what is genuinely true. You confirm every new line.</w:t>
       </w:r>
     </w:p>
     <w:p>

--- a/public/templates/military-to-civilian-skills-translator.docx
+++ b/public/templates/military-to-civilian-skills-translator.docx
@@ -500,7 +500,7 @@
         <w:t xml:space="preserve"> </w:t>
       </w:r>
       <w:r>
-        <w:t xml:space="preserve">→ Targeted build, $149 one-time · adaptiveresume.com</w:t>
+        <w:t xml:space="preserve">→ Pass Plus, $149 for 90 days · adaptiveresume.com</w:t>
       </w:r>
     </w:p>
     <w:bookmarkEnd w:id="15"/>

--- a/public/templates/military-to-civilian-skills-translator.docx
+++ b/public/templates/military-to-civilian-skills-translator.docx
@@ -500,7 +500,7 @@
         <w:t xml:space="preserve"> </w:t>
       </w:r>
       <w:r>
-        <w:t xml:space="preserve">→ Pass Plus, $149 for 90 days · adaptiveresume.com</w:t>
+        <w:t xml:space="preserve">→ AR Pass Plus, $149 for 90 days · adaptiveresume.com</w:t>
       </w:r>
     </w:p>
     <w:bookmarkEnd w:id="15"/>

--- a/public/templates/military-to-civilian-skills-translator.docx
+++ b/public/templates/military-to-civilian-skills-translator.docx
@@ -500,7 +500,7 @@
         <w:t xml:space="preserve"> </w:t>
       </w:r>
       <w:r>
-        <w:t xml:space="preserve">→ AR Pass Plus, $149 for 90 days · adaptiveresume.com</w:t>
+        <w:t xml:space="preserve">→ The AR Pass, $99 for 90 days · adaptiveresume.com</w:t>
       </w:r>
     </w:p>
     <w:bookmarkEnd w:id="15"/>

--- a/public/templates/military-to-civilian-skills-translator.docx
+++ b/public/templates/military-to-civilian-skills-translator.docx
@@ -500,7 +500,7 @@
         <w:t xml:space="preserve"> </w:t>
       </w:r>
       <w:r>
-        <w:t xml:space="preserve">→ The AR Pass, $99 for 90 days · adaptiveresume.com</w:t>
+        <w:t xml:space="preserve">→ The AR Pass is $99 for up to 10 targeted builds in 90 days. adaptiveresume.com</w:t>
       </w:r>
     </w:p>
     <w:bookmarkEnd w:id="15"/>

--- a/public/templates/military-to-civilian-skills-translator.docx
+++ b/public/templates/military-to-civilian-skills-translator.docx
@@ -31,7 +31,7 @@
         <w:t xml:space="preserve"> </w:t>
       </w:r>
       <w:r>
-        <w:t xml:space="preserve">Only write down what is genuinely true. You confirm every new line.</w:t>
+        <w:t xml:space="preserve">Only write down what is genuinely true. You confirm what's yours.</w:t>
       </w:r>
     </w:p>
     <w:p>
